--- a/cf/sh/u/files/u053.docx
+++ b/cf/sh/u/files/u053.docx
@@ -20,7 +20,7 @@
     </w:p>
     <w:p>
       <w:r>
-        <w:t>請針對每個題目，把答案填在「回答：」後面（越具體越好）；填好後請放回您的部門資料夾即可，不需回信。</w:t>
+        <w:t>這份問卷是想更了解您的實際作業，好把您的 AI 助理做得更貼近需求。第一部分請把答案填在「回答：」後面（越具體越好）；第二部分只是先讓您了解，之後用的時候再一起調整，不用現在填。填好後放回您的部門資料夾即可，不需回信。</w:t>
       </w:r>
     </w:p>
     <w:p>
@@ -32,8 +32,16 @@
       </w:r>
     </w:p>
     <w:p>
+      <w:pPr>
+        <w:pStyle w:val="Heading2"/>
+      </w:pPr>
       <w:r>
-        <w:t>1. 發包申請的實際格式與必填欄位為何？能提供空白範本嗎？</w:t>
+        <w:t>一、請您提供或確認的事情</w:t>
+      </w:r>
+    </w:p>
+    <w:p>
+      <w:r>
+        <w:t>1. 請提供一份實際的發包申請單樣本（把金額、廠商塗掉），讓我知道要整理成什麼格式、哪些欄位必填。</w:t>
       </w:r>
     </w:p>
     <w:p>
@@ -43,7 +51,7 @@
     </w:p>
     <w:p>
       <w:r>
-        <w:t>2. 協力商報價單的標準格式（項目代碼、計價單位）是什麼？</w:t>
+        <w:t>2. 請提供協力商（外包廠商）報價單的標準格式（項目怎麼寫、用什麼單位計價），讓 AI 對得起來。</w:t>
       </w:r>
     </w:p>
     <w:p>
@@ -53,7 +61,7 @@
     </w:p>
     <w:p>
       <w:r>
-        <w:t>3. 點數表與發包項目如何對照（哪些點數對應哪個發包項目、計價單位）？</w:t>
+        <w:t>3. 請提供「點數表項目 對應 發包項目」的對照規則（哪些點數對到哪個發包項目、怎麼計價），這是算對金額的關鍵。</w:t>
       </w:r>
     </w:p>
     <w:p>
@@ -63,7 +71,7 @@
     </w:p>
     <w:p>
       <w:r>
-        <w:t>4. 工號編碼規則與當月完工機台清單來源在哪裡？</w:t>
+        <w:t>4. 請說明工號（案件編號）的編碼規則，以及每個月完工機台清單從哪裡拿。</w:t>
       </w:r>
     </w:p>
     <w:p>
@@ -73,7 +81,7 @@
     </w:p>
     <w:p>
       <w:r>
-        <w:t>5. 金額核對規則（金額=量×單價）與四捨五入口徑為何？</w:t>
+        <w:t>5. 請告訴我要特別留意的狀況（例如某項沒報價、金額不等於數量乘單價），我教 AI 幫您抓出來。</w:t>
       </w:r>
     </w:p>
     <w:p>
@@ -82,13 +90,31 @@
       </w:r>
     </w:p>
     <w:p>
+      <w:pPr>
+        <w:pStyle w:val="Heading2"/>
+      </w:pPr>
       <w:r>
-        <w:t>6. 同案多次發包如何避免重複計算？</w:t>
+        <w:t>二、要用了之後、跟 AI 一起調整的事情（先了解即可，不用現在填）</w:t>
       </w:r>
     </w:p>
     <w:p>
       <w:r>
-        <w:t>回答：</w:t>
+        <w:t>• 先拿一個月真實的完工點數和報價單貼進去試，核對 AI 彙整的發包清單和金額小計對不對，錯的直接告訴它就會修。</w:t>
+      </w:r>
+    </w:p>
+    <w:p>
+      <w:r>
+        <w:t>• AI 只幫忙彙整和抓出「沒報價、金額算錯」等可疑處，最後發包要不要送簽、單價對不對都由您和權責同仁確認，它不會自己送簽或改單價。</w:t>
+      </w:r>
+    </w:p>
+    <w:p>
+      <w:r>
+        <w:t>• 如果它把點數對應到錯的發包項目，把正確對照講給它，它下次就會照您的規則對。</w:t>
+      </w:r>
+    </w:p>
+    <w:p>
+      <w:r>
+        <w:t>• 用久了如果發包申請格式有調整，直接跟 AI 說新格式，它會照新版產出草稿。</w:t>
       </w:r>
     </w:p>
     <w:p/>
@@ -101,8 +127,16 @@
       </w:r>
     </w:p>
     <w:p>
+      <w:pPr>
+        <w:pStyle w:val="Heading2"/>
+      </w:pPr>
       <w:r>
-        <w:t>1. 能否提供 QC Report、P&amp;ID、點數表各數份去識別化樣本，做辨識準確率測試（尤其 P&amp;ID 點數判讀）？</w:t>
+        <w:t>一、請您提供或確認的事情</w:t>
+      </w:r>
+    </w:p>
+    <w:p>
+      <w:r>
+        <w:t>1. 請各提供幾份 QC Report、P&amp;ID（管路系統圖）、點數表的標準樣本（把台積資料塗掉），特別是圖面，讓 AI 練習看得懂、確認判讀準不準。</w:t>
       </w:r>
     </w:p>
     <w:p>
@@ -112,7 +146,7 @@
     </w:p>
     <w:p>
       <w:r>
-        <w:t>2. 品管課對台積 QC Report 的核對 SOP 與台積 F18／F22 規範要點是什麼？</w:t>
+        <w:t>2. 請提供品管核對這三份文件的作業流程（SOP）和台積 F18／F22 的相關規範重點，AI 才知道要對什麼、按什麼標準抓錯。</w:t>
       </w:r>
     </w:p>
     <w:p>
@@ -122,7 +156,7 @@
     </w:p>
     <w:p>
       <w:r>
-        <w:t>3. 點數表類別代碼（GEX／PEX／CDA…）完整對照為何？三方比對基準如何統一？</w:t>
+        <w:t>3. 請提供點數表裡各種代碼的意思（例如 GEX、PEX、CDA 分別代表什麼），讓三份文件對起來的基準一致。</w:t>
       </w:r>
     </w:p>
     <w:p>
@@ -132,7 +166,7 @@
     </w:p>
     <w:p>
       <w:r>
-        <w:t>4. 過往人工抓到的常見細節錯誤有哪些態樣？可提供清單讓 AI 學判斷邏輯嗎？</w:t>
+        <w:t>4. 請整理一份「過去人工抓到過的常見錯誤」清單（例如哪種數字最容易對不上），AI 學會您的判斷邏輯後就能逐步幫更多。</w:t>
       </w:r>
     </w:p>
     <w:p>
@@ -142,7 +176,7 @@
     </w:p>
     <w:p>
       <w:r>
-        <w:t>5. 機台／案號的編碼規則為何？</w:t>
+        <w:t>5. 請說明機台編號、案號的編碼規則，讓 AI 能正確把三份文件對到同一台機台。</w:t>
       </w:r>
     </w:p>
     <w:p>
@@ -151,13 +185,31 @@
       </w:r>
     </w:p>
     <w:p>
+      <w:pPr>
+        <w:pStyle w:val="Heading2"/>
+      </w:pPr>
       <w:r>
-        <w:t>6. P&amp;ID 圖面點數判讀是否一律需人工複核？AI 只做結構化欄位比對嗎？</w:t>
+        <w:t>二、要用了之後、跟 AI 一起調整的事情（先了解即可，不用現在填）</w:t>
       </w:r>
     </w:p>
     <w:p>
       <w:r>
-        <w:t>回答：</w:t>
+        <w:t>• 這題定位是「AI 出初稿找出可疑的地方、人做最後判定」，所以每次 AI 給的核對清單，關鍵的點數、規格還是要您親自複核，尤其圖面的點數判讀一定要人再看一遍。</w:t>
+      </w:r>
+    </w:p>
+    <w:p>
+      <w:r>
+        <w:t>• 先拿同一台機台的三份文件試跑，看 AI 有沒有正確抓出不一致的地方，抓錯或漏抓就告訴它，它會愈學愈準。</w:t>
+      </w:r>
+    </w:p>
+    <w:p>
+      <w:r>
+        <w:t>• AI 只標出「這幾處對不上、這裡漏簽」，正確數字是多少、要怎麼修，一律由品管判定，它不會自己填數字或猜。</w:t>
+      </w:r>
+    </w:p>
+    <w:p>
+      <w:r>
+        <w:t>• 線上簽核和上傳 supply 360（台積系統）永遠是您自己操作，AI 只幫忙把該檢查的地方先挑出來，讓您三天內把關更快。</w:t>
       </w:r>
     </w:p>
     <w:p/>
